--- a/a7/build/out/u4/A7 4.02 Multiplying and Dividing in Scientific Notation - Teacher Edition.docx
+++ b/a7/build/out/u4/A7 4.02 Multiplying and Dividing in Scientific Notation - Teacher Edition.docx
@@ -3453,7 +3453,7 @@
           <w:color w:val="1A1A1A"/>
           <w:sz w:val="21"/>
         </w:rPr>
-        <w:t xml:space="preserve">Independent Set — Six questions. On your own, in silence.  </w:t>
+        <w:t xml:space="preserve">Independent Set — Six questions. On your own, in writing.  </w:t>
       </w:r>
       <w:r>
         <w:rPr>
@@ -3462,7 +3462,7 @@
           <w:color w:val="1A1A1A"/>
           <w:sz w:val="21"/>
         </w:rPr>
-        <w:t>Hand out the Independent Set.</w:t>
+        <w:t>Hand out the Independent Set; the same six questions are on the board.</w:t>
       </w:r>
     </w:p>
     <w:p>

--- a/a7/build/out/u4/A7 4.02 Multiplying and Dividing in Scientific Notation - Teacher Edition.docx
+++ b/a7/build/out/u4/A7 4.02 Multiplying and Dividing in Scientific Notation - Teacher Edition.docx
@@ -2176,7 +2176,7 @@
               <a:graphicData uri="http://schemas.openxmlformats.org/drawingml/2006/picture">
                 <pic:pic>
                   <pic:nvPicPr>
-                    <pic:cNvPr id="0" name="a6b44109ae8c872b.png"/>
+                    <pic:cNvPr id="0" name="396fe8c7094426d7.png"/>
                     <pic:cNvPicPr/>
                   </pic:nvPicPr>
                   <pic:blipFill>
@@ -2214,7 +2214,7 @@
           <w:color w:val="9E1B32"/>
           <w:sz w:val="21"/>
         </w:rPr>
-        <w:t>6 × 10</w:t>
+        <w:t>9 × 10</w:t>
       </w:r>
       <w:r>
         <w:rPr>
@@ -2224,7 +2224,7 @@
           <w:sz w:val="21"/>
           <w:vertAlign w:val="superscript"/>
         </w:rPr>
-        <w:t>9</w:t>
+        <w:t>11</w:t>
       </w:r>
       <w:r>
         <w:rPr>
@@ -2233,7 +2233,7 @@
           <w:color w:val="6B6B6B"/>
           <w:sz w:val="19"/>
         </w:rPr>
-        <w:t xml:space="preserve">   6 × 10</w:t>
+        <w:t xml:space="preserve">   9 × 10</w:t>
       </w:r>
       <w:r>
         <w:rPr>
@@ -2243,7 +2243,7 @@
           <w:sz w:val="19"/>
           <w:vertAlign w:val="superscript"/>
         </w:rPr>
-        <w:t>20</w:t>
+        <w:t>30</w:t>
       </w:r>
       <w:r>
         <w:rPr>
@@ -2309,7 +2309,7 @@
           <w:color w:val="6B6B6B"/>
           <w:sz w:val="19"/>
         </w:rPr>
-        <w:t>]; 5 × 10</w:t>
+        <w:t>]; 6 × 10</w:t>
       </w:r>
       <w:r>
         <w:rPr>
@@ -2319,7 +2319,7 @@
           <w:sz w:val="19"/>
           <w:vertAlign w:val="superscript"/>
         </w:rPr>
-        <w:t>9</w:t>
+        <w:t>11</w:t>
       </w:r>
       <w:r>
         <w:rPr>
@@ -2617,7 +2617,7 @@
       <w:r>
         <w:drawing>
           <wp:inline xmlns:a="http://schemas.openxmlformats.org/drawingml/2006/main" xmlns:pic="http://schemas.openxmlformats.org/drawingml/2006/picture">
-            <wp:extent cx="518160" cy="256032"/>
+            <wp:extent cx="475488" cy="252984"/>
             <wp:docPr id="3" name="Picture 3"/>
             <wp:cNvGraphicFramePr>
               <a:graphicFrameLocks noChangeAspect="1"/>
@@ -2626,7 +2626,7 @@
               <a:graphicData uri="http://schemas.openxmlformats.org/drawingml/2006/picture">
                 <pic:pic>
                   <pic:nvPicPr>
-                    <pic:cNvPr id="0" name="99b98999bb184070.png"/>
+                    <pic:cNvPr id="0" name="87d909b9a09dc88e.png"/>
                     <pic:cNvPicPr/>
                   </pic:nvPicPr>
                   <pic:blipFill>
@@ -2638,7 +2638,7 @@
                   <pic:spPr>
                     <a:xfrm>
                       <a:off x="0" y="0"/>
-                      <a:ext cx="518160" cy="256032"/>
+                      <a:ext cx="475488" cy="252984"/>
                     </a:xfrm>
                     <a:prstGeom prst="rect"/>
                   </pic:spPr>
@@ -2664,7 +2664,7 @@
           <w:color w:val="9E1B32"/>
           <w:sz w:val="21"/>
         </w:rPr>
-        <w:t>5.3 × 10</w:t>
+        <w:t>8.2 × 10</w:t>
       </w:r>
       <w:r>
         <w:rPr>
@@ -2672,6 +2672,25 @@
           <w:i/>
           <w:color w:val="9E1B32"/>
           <w:sz w:val="21"/>
+          <w:vertAlign w:val="superscript"/>
+        </w:rPr>
+        <w:t>-4</w:t>
+      </w:r>
+      <w:r>
+        <w:rPr>
+          <w:b w:val="0"/>
+          <w:i/>
+          <w:color w:val="6B6B6B"/>
+          <w:sz w:val="19"/>
+        </w:rPr>
+        <w:t xml:space="preserve">   0.82 × 10</w:t>
+      </w:r>
+      <w:r>
+        <w:rPr>
+          <w:b w:val="0"/>
+          <w:i/>
+          <w:color w:val="6B6B6B"/>
+          <w:sz w:val="19"/>
           <w:vertAlign w:val="superscript"/>
         </w:rPr>
         <w:t>-3</w:t>
@@ -2683,7 +2702,7 @@
           <w:color w:val="6B6B6B"/>
           <w:sz w:val="19"/>
         </w:rPr>
-        <w:t xml:space="preserve">   0.53 × 10</w:t>
+        <w:t xml:space="preserve"> — right value, but 0.82 is not at least 1 [8.NSO.1.5: the coefficient satisfies 1 ≤ a &lt; 10]; 8.2 × 10</w:t>
       </w:r>
       <w:r>
         <w:rPr>
@@ -2693,26 +2712,7 @@
           <w:sz w:val="19"/>
           <w:vertAlign w:val="superscript"/>
         </w:rPr>
-        <w:t>-2</w:t>
-      </w:r>
-      <w:r>
-        <w:rPr>
-          <w:b w:val="0"/>
-          <w:i/>
-          <w:color w:val="6B6B6B"/>
-          <w:sz w:val="19"/>
-        </w:rPr>
-        <w:t xml:space="preserve"> — right value, but 0.53 is not at least 1 [8.NSO.1.5: the coefficient satisfies 1 ≤ a &lt; 10]; 5.3 × 10</w:t>
-      </w:r>
-      <w:r>
-        <w:rPr>
-          <w:b w:val="0"/>
-          <w:i/>
-          <w:color w:val="6B6B6B"/>
-          <w:sz w:val="19"/>
-          <w:vertAlign w:val="superscript"/>
-        </w:rPr>
-        <w:t>-1</w:t>
+        <w:t>-3</w:t>
       </w:r>
       <w:r>
         <w:rPr>
@@ -2754,7 +2754,7 @@
           <w:color w:val="1A1A1A"/>
           <w:sz w:val="21"/>
         </w:rPr>
-        <w:t>(2 × 10</w:t>
+        <w:t>(4 × 10</w:t>
       </w:r>
       <w:r>
         <w:rPr>
@@ -2764,7 +2764,7 @@
           <w:sz w:val="21"/>
           <w:vertAlign w:val="superscript"/>
         </w:rPr>
-        <w:t>4</w:t>
+        <w:t>7</w:t>
       </w:r>
       <w:r>
         <w:rPr>
@@ -2773,7 +2773,7 @@
           <w:color w:val="1A1A1A"/>
           <w:sz w:val="21"/>
         </w:rPr>
-        <w:t>)(3 × 10</w:t>
+        <w:t>)(2 × 10</w:t>
       </w:r>
       <w:r>
         <w:rPr>
@@ -2783,7 +2783,7 @@
           <w:sz w:val="21"/>
           <w:vertAlign w:val="superscript"/>
         </w:rPr>
-        <w:t>5</w:t>
+        <w:t>9</w:t>
       </w:r>
       <w:r>
         <w:rPr>
@@ -2801,7 +2801,7 @@
           <w:color w:val="9E1B32"/>
           <w:sz w:val="21"/>
         </w:rPr>
-        <w:t>C — 6 × 10</w:t>
+        <w:t>C — 8 × 10</w:t>
       </w:r>
       <w:r>
         <w:rPr>
@@ -2811,7 +2811,7 @@
           <w:sz w:val="21"/>
           <w:vertAlign w:val="superscript"/>
         </w:rPr>
-        <w:t>9</w:t>
+        <w:t>16</w:t>
       </w:r>
       <w:r>
         <w:rPr>
@@ -2820,7 +2820,7 @@
           <w:color w:val="6B6B6B"/>
           <w:sz w:val="19"/>
         </w:rPr>
-        <w:t xml:space="preserve">   (A) the exponents were subtracted, 4 − 5 [8.NSO.1.5: multiplication adds the exponents]; (B) the exponents were multiplied [B1G-M 8.NSO.1.5 named misconception: (2 × 10</w:t>
+        <w:t xml:space="preserve">   (A) the exponents were subtracted, 7 − 9 [8.NSO.1.5: multiplication adds the exponents]; (B) the exponents were multiplied [B1G-M 8.NSO.1.5 named misconception: (2 × 10</w:t>
       </w:r>
       <w:r>
         <w:rPr>
@@ -3070,7 +3070,7 @@
               <a:graphicData uri="http://schemas.openxmlformats.org/drawingml/2006/picture">
                 <pic:pic>
                   <pic:nvPicPr>
-                    <pic:cNvPr id="0" name="84a3fa92ee955616.png"/>
+                    <pic:cNvPr id="0" name="0788098d12b19c99.png"/>
                     <pic:cNvPicPr/>
                   </pic:nvPicPr>
                   <pic:blipFill>
@@ -3118,7 +3118,7 @@
           <w:sz w:val="21"/>
           <w:vertAlign w:val="superscript"/>
         </w:rPr>
-        <w:t>12</w:t>
+        <w:t>15</w:t>
       </w:r>
       <w:r>
         <w:rPr>
@@ -3137,7 +3137,7 @@
           <w:sz w:val="19"/>
           <w:vertAlign w:val="superscript"/>
         </w:rPr>
-        <w:t>4</w:t>
+        <w:t>3</w:t>
       </w:r>
       <w:r>
         <w:rPr>
@@ -3156,7 +3156,7 @@
           <w:sz w:val="19"/>
           <w:vertAlign w:val="superscript"/>
         </w:rPr>
-        <w:t>-12</w:t>
+        <w:t>-15</w:t>
       </w:r>
       <w:r>
         <w:rPr>
@@ -3537,7 +3537,7 @@
           <w:color w:val="1A1A1A"/>
           <w:sz w:val="20"/>
         </w:rPr>
-        <w:t>6 × 10</w:t>
+        <w:t>9 × 10</w:t>
       </w:r>
       <w:r>
         <w:rPr>
@@ -3547,7 +3547,7 @@
           <w:sz w:val="20"/>
           <w:vertAlign w:val="superscript"/>
         </w:rPr>
-        <w:t>20</w:t>
+        <w:t>30</w:t>
       </w:r>
       <w:r>
         <w:rPr>
@@ -3704,7 +3704,7 @@
           <w:color w:val="1A1A1A"/>
           <w:sz w:val="20"/>
         </w:rPr>
-        <w:t>0.53 × 10</w:t>
+        <w:t>0.82 × 10</w:t>
       </w:r>
       <w:r>
         <w:rPr>
@@ -3714,7 +3714,7 @@
           <w:sz w:val="20"/>
           <w:vertAlign w:val="superscript"/>
         </w:rPr>
-        <w:t>-2</w:t>
+        <w:t>-3</w:t>
       </w:r>
       <w:r>
         <w:rPr>
@@ -3723,7 +3723,7 @@
           <w:color w:val="1A1A1A"/>
           <w:sz w:val="20"/>
         </w:rPr>
-        <w:t xml:space="preserve"> — right value, but 0.53 is not at least 1 [8.NSO.1.5: the coefficient satisfies 1 ≤ a &lt; 10]</w:t>
+        <w:t xml:space="preserve"> — right value, but 0.82 is not at least 1 [8.NSO.1.5: the coefficient satisfies 1 ≤ a &lt; 10]</w:t>
       </w:r>
     </w:p>
     <w:p>
@@ -3747,7 +3747,7 @@
           <w:color w:val="1A1A1A"/>
           <w:sz w:val="20"/>
         </w:rPr>
-        <w:t>the exponents were subtracted, 4 − 5 [8.NSO.1.5: multiplication adds the exponents]</w:t>
+        <w:t>the exponents were subtracted, 7 − 9 [8.NSO.1.5: multiplication adds the exponents]</w:t>
       </w:r>
     </w:p>
     <w:p>
@@ -3805,7 +3805,7 @@
           <w:sz w:val="20"/>
           <w:vertAlign w:val="superscript"/>
         </w:rPr>
-        <w:t>4</w:t>
+        <w:t>3</w:t>
       </w:r>
       <w:r>
         <w:rPr>
@@ -3885,7 +3885,7 @@
           <w:color w:val="1A1A1A"/>
           <w:sz w:val="21"/>
         </w:rPr>
-        <w:t>Whiteboards and markers. Calculators are allowed on everything; a calculator is the fastest way to settle whether 6 × 10</w:t>
+        <w:t>Whiteboards and markers. Calculators are allowed on everything; a calculator is the fastest way to settle whether 8 × 10</w:t>
       </w:r>
       <w:r>
         <w:rPr>
@@ -3895,7 +3895,7 @@
           <w:sz w:val="21"/>
           <w:vertAlign w:val="superscript"/>
         </w:rPr>
-        <w:t>9</w:t>
+        <w:t>16</w:t>
       </w:r>
       <w:r>
         <w:rPr>
@@ -3904,7 +3904,7 @@
           <w:color w:val="1A1A1A"/>
           <w:sz w:val="21"/>
         </w:rPr>
-        <w:t xml:space="preserve"> and 6 × 10</w:t>
+        <w:t xml:space="preserve"> and 8 × 10</w:t>
       </w:r>
       <w:r>
         <w:rPr>
@@ -3914,7 +3914,7 @@
           <w:sz w:val="21"/>
           <w:vertAlign w:val="superscript"/>
         </w:rPr>
-        <w:t>20</w:t>
+        <w:t>63</w:t>
       </w:r>
       <w:r>
         <w:rPr>

--- a/a7/build/out/u4/A7 4.02 Multiplying and Dividing in Scientific Notation - Teacher Edition.docx
+++ b/a7/build/out/u4/A7 4.02 Multiplying and Dividing in Scientific Notation - Teacher Edition.docx
@@ -3316,7 +3316,7 @@
           <w:sz w:val="21"/>
           <w:vertAlign w:val="superscript"/>
         </w:rPr>
-        <w:t>9</w:t>
+        <w:t>11</w:t>
       </w:r>
       <w:r>
         <w:rPr>
@@ -3335,7 +3335,7 @@
           <w:sz w:val="21"/>
           <w:vertAlign w:val="superscript"/>
         </w:rPr>
-        <w:t>4</w:t>
+        <w:t>3</w:t>
       </w:r>
       <w:r>
         <w:rPr>
@@ -3354,7 +3354,7 @@
           <w:sz w:val="21"/>
           <w:vertAlign w:val="superscript"/>
         </w:rPr>
-        <w:t>5</w:t>
+        <w:t>8</w:t>
       </w:r>
       <w:r>
         <w:rPr>
@@ -3373,7 +3373,7 @@
           <w:sz w:val="21"/>
           <w:vertAlign w:val="superscript"/>
         </w:rPr>
-        <w:t>13</w:t>
+        <w:t>14</w:t>
       </w:r>
       <w:r>
         <w:rPr>
@@ -3401,7 +3401,7 @@
           <w:sz w:val="21"/>
           <w:vertAlign w:val="superscript"/>
         </w:rPr>
-        <w:t>5</w:t>
+        <w:t>8</w:t>
       </w:r>
       <w:r>
         <w:rPr>
@@ -3420,7 +3420,7 @@
           <w:sz w:val="19"/>
           <w:vertAlign w:val="superscript"/>
         </w:rPr>
-        <w:t>5</w:t>
+        <w:t>8</w:t>
       </w:r>
       <w:r>
         <w:rPr>

--- a/a7/build/out/u4/A7 4.02 Multiplying and Dividing in Scientific Notation - Teacher Edition.docx
+++ b/a7/build/out/u4/A7 4.02 Multiplying and Dividing in Scientific Notation - Teacher Edition.docx
@@ -592,7 +592,7 @@
                 <w:color w:val="1A1A1A"/>
                 <w:sz w:val="20"/>
               </w:rPr>
-              <w:t>2–3</w:t>
+              <w:t>2–4</w:t>
             </w:r>
           </w:p>
         </w:tc>
@@ -623,7 +623,7 @@
                 <w:color w:val="1A1A1A"/>
                 <w:sz w:val="20"/>
               </w:rPr>
-              <w:t>5 min</w:t>
+              <w:t>6 min</w:t>
             </w:r>
           </w:p>
         </w:tc>
@@ -690,7 +690,7 @@
                 <w:color w:val="1A1A1A"/>
                 <w:sz w:val="20"/>
               </w:rPr>
-              <w:t>4–6</w:t>
+              <w:t>5–7</w:t>
             </w:r>
           </w:p>
         </w:tc>
@@ -788,7 +788,7 @@
                 <w:color w:val="1A1A1A"/>
                 <w:sz w:val="20"/>
               </w:rPr>
-              <w:t>7–8</w:t>
+              <w:t>8–9</w:t>
             </w:r>
           </w:p>
         </w:tc>
@@ -886,7 +886,7 @@
                 <w:color w:val="1A1A1A"/>
                 <w:sz w:val="20"/>
               </w:rPr>
-              <w:t>9–10</w:t>
+              <w:t>10–11</w:t>
             </w:r>
           </w:p>
         </w:tc>
@@ -984,7 +984,7 @@
                 <w:color w:val="1A1A1A"/>
                 <w:sz w:val="20"/>
               </w:rPr>
-              <w:t>11–12</w:t>
+              <w:t>12–13</w:t>
             </w:r>
           </w:p>
         </w:tc>
@@ -1082,7 +1082,7 @@
                 <w:color w:val="1A1A1A"/>
                 <w:sz w:val="20"/>
               </w:rPr>
-              <w:t>13–14</w:t>
+              <w:t>14–15</w:t>
             </w:r>
           </w:p>
         </w:tc>
@@ -1180,7 +1180,7 @@
                 <w:color w:val="1A1A1A"/>
                 <w:sz w:val="20"/>
               </w:rPr>
-              <w:t>15–32</w:t>
+              <w:t>16–33</w:t>
             </w:r>
           </w:p>
         </w:tc>
@@ -1211,7 +1211,7 @@
                 <w:color w:val="1A1A1A"/>
                 <w:sz w:val="20"/>
               </w:rPr>
-              <w:t>13 min</w:t>
+              <w:t>12 min</w:t>
             </w:r>
           </w:p>
         </w:tc>
@@ -1278,7 +1278,7 @@
                 <w:color w:val="1A1A1A"/>
                 <w:sz w:val="20"/>
               </w:rPr>
-              <w:t>33</w:t>
+              <w:t>34</w:t>
             </w:r>
           </w:p>
         </w:tc>
@@ -1376,7 +1376,7 @@
                 <w:color w:val="1A1A1A"/>
                 <w:sz w:val="20"/>
               </w:rPr>
-              <w:t>34</w:t>
+              <w:t>35</w:t>
             </w:r>
           </w:p>
         </w:tc>
@@ -1780,6 +1780,39 @@
           <w:color w:val="1A1A1A"/>
           <w:sz w:val="21"/>
         </w:rPr>
+        <w:t xml:space="preserve">Vocabulary — The new words, before they are used.  </w:t>
+      </w:r>
+      <w:r>
+        <w:rPr>
+          <w:b w:val="0"/>
+          <w:i w:val="0"/>
+          <w:color w:val="1A1A1A"/>
+          <w:sz w:val="21"/>
+        </w:rPr>
+        <w:t>Read each word and its meaning once; the notes use them next.</w:t>
+      </w:r>
+    </w:p>
+    <w:p>
+      <w:pPr>
+        <w:spacing w:before="20" w:after="60"/>
+        <w:ind w:left="470" w:hanging="470"/>
+      </w:pPr>
+      <w:r>
+        <w:rPr>
+          <w:b/>
+          <w:i w:val="0"/>
+          <w:color w:val="1A1A1A"/>
+          <w:sz w:val="21"/>
+        </w:rPr>
+        <w:t xml:space="preserve">5.  </w:t>
+      </w:r>
+      <w:r>
+        <w:rPr>
+          <w:b/>
+          <w:i w:val="0"/>
+          <w:color w:val="1A1A1A"/>
+          <w:sz w:val="21"/>
+        </w:rPr>
         <w:t xml:space="preserve">Notes — Copy both lines.  </w:t>
       </w:r>
       <w:r>
@@ -1804,7 +1837,7 @@
           <w:color w:val="1A1A1A"/>
           <w:sz w:val="21"/>
         </w:rPr>
-        <w:t xml:space="preserve">5.  </w:t>
+        <w:t xml:space="preserve">6.  </w:t>
       </w:r>
       <w:r>
         <w:rPr>
@@ -1837,7 +1870,7 @@
           <w:color w:val="1A1A1A"/>
           <w:sz w:val="21"/>
         </w:rPr>
-        <w:t xml:space="preserve">6.  </w:t>
+        <w:t xml:space="preserve">7.  </w:t>
       </w:r>
       <w:r>
         <w:rPr>
@@ -1870,7 +1903,7 @@
           <w:color w:val="1A1A1A"/>
           <w:sz w:val="21"/>
         </w:rPr>
-        <w:t xml:space="preserve">7.  </w:t>
+        <w:t xml:space="preserve">8.  </w:t>
       </w:r>
       <w:r>
         <w:rPr>
@@ -1903,7 +1936,7 @@
           <w:color w:val="1A1A1A"/>
           <w:sz w:val="21"/>
         </w:rPr>
-        <w:t xml:space="preserve">8.  </w:t>
+        <w:t xml:space="preserve">9.  </w:t>
       </w:r>
       <w:r>
         <w:rPr>
@@ -1936,7 +1969,7 @@
           <w:color w:val="1A1A1A"/>
           <w:sz w:val="21"/>
         </w:rPr>
-        <w:t xml:space="preserve">9.  </w:t>
+        <w:t xml:space="preserve">10.  </w:t>
       </w:r>
       <w:r>
         <w:rPr>
@@ -1969,7 +2002,7 @@
           <w:color w:val="1A1A1A"/>
           <w:sz w:val="21"/>
         </w:rPr>
-        <w:t xml:space="preserve">10.  </w:t>
+        <w:t xml:space="preserve">11.  </w:t>
       </w:r>
       <w:r>
         <w:rPr>
@@ -2002,7 +2035,7 @@
           <w:color w:val="1A1A1A"/>
           <w:sz w:val="21"/>
         </w:rPr>
-        <w:t xml:space="preserve">11.  </w:t>
+        <w:t xml:space="preserve">12.  </w:t>
       </w:r>
       <w:r>
         <w:rPr>
@@ -2035,7 +2068,7 @@
           <w:color w:val="1A1A1A"/>
           <w:sz w:val="21"/>
         </w:rPr>
-        <w:t xml:space="preserve">12.  </w:t>
+        <w:t xml:space="preserve">13.  </w:t>
       </w:r>
       <w:r>
         <w:rPr>
@@ -2087,7 +2120,7 @@
           <w:color w:val="1A1A1A"/>
           <w:sz w:val="21"/>
         </w:rPr>
-        <w:t xml:space="preserve">13.  </w:t>
+        <w:t xml:space="preserve">14.  </w:t>
       </w:r>
       <w:r>
         <w:rPr>
@@ -2120,7 +2153,7 @@
           <w:color w:val="1A1A1A"/>
           <w:sz w:val="21"/>
         </w:rPr>
-        <w:t xml:space="preserve">14.  </w:t>
+        <w:t xml:space="preserve">15.  </w:t>
       </w:r>
       <w:r>
         <w:rPr>
@@ -2153,7 +2186,7 @@
           <w:color w:val="1A1A1A"/>
           <w:sz w:val="21"/>
         </w:rPr>
-        <w:t xml:space="preserve">15–16.  </w:t>
+        <w:t xml:space="preserve">16–17.  </w:t>
       </w:r>
       <w:r>
         <w:rPr>
@@ -2343,7 +2376,7 @@
           <w:color w:val="1A1A1A"/>
           <w:sz w:val="21"/>
         </w:rPr>
-        <w:t xml:space="preserve">17–18.  </w:t>
+        <w:t xml:space="preserve">18–19.  </w:t>
       </w:r>
       <w:r>
         <w:rPr>
@@ -2470,7 +2503,7 @@
           <w:color w:val="1A1A1A"/>
           <w:sz w:val="21"/>
         </w:rPr>
-        <w:t xml:space="preserve">19–20.  </w:t>
+        <w:t xml:space="preserve">20–21.  </w:t>
       </w:r>
       <w:r>
         <w:rPr>
@@ -2603,7 +2636,7 @@
           <w:color w:val="1A1A1A"/>
           <w:sz w:val="21"/>
         </w:rPr>
-        <w:t xml:space="preserve">21–22.  </w:t>
+        <w:t xml:space="preserve">22–23.  </w:t>
       </w:r>
       <w:r>
         <w:rPr>
@@ -2736,7 +2769,7 @@
           <w:color w:val="1A1A1A"/>
           <w:sz w:val="21"/>
         </w:rPr>
-        <w:t xml:space="preserve">23–24.  </w:t>
+        <w:t xml:space="preserve">24–25.  </w:t>
       </w:r>
       <w:r>
         <w:rPr>
@@ -2901,7 +2934,7 @@
           <w:color w:val="1A1A1A"/>
           <w:sz w:val="21"/>
         </w:rPr>
-        <w:t xml:space="preserve">25–26.  </w:t>
+        <w:t xml:space="preserve">26–27.  </w:t>
       </w:r>
       <w:r>
         <w:rPr>
@@ -3047,7 +3080,7 @@
           <w:color w:val="1A1A1A"/>
           <w:sz w:val="21"/>
         </w:rPr>
-        <w:t xml:space="preserve">27–28.  </w:t>
+        <w:t xml:space="preserve">28–29.  </w:t>
       </w:r>
       <w:r>
         <w:rPr>
@@ -3180,7 +3213,7 @@
           <w:color w:val="1A1A1A"/>
           <w:sz w:val="21"/>
         </w:rPr>
-        <w:t xml:space="preserve">29–30.  </w:t>
+        <w:t xml:space="preserve">30–31.  </w:t>
       </w:r>
       <w:r>
         <w:rPr>
@@ -3288,7 +3321,7 @@
           <w:color w:val="1A1A1A"/>
           <w:sz w:val="21"/>
         </w:rPr>
-        <w:t xml:space="preserve">31–32.  </w:t>
+        <w:t xml:space="preserve">32–33.  </w:t>
       </w:r>
       <w:r>
         <w:rPr>
@@ -3444,7 +3477,7 @@
           <w:color w:val="1A1A1A"/>
           <w:sz w:val="21"/>
         </w:rPr>
-        <w:t xml:space="preserve">33.  </w:t>
+        <w:t xml:space="preserve">34.  </w:t>
       </w:r>
       <w:r>
         <w:rPr>
@@ -3477,7 +3510,7 @@
           <w:color w:val="1A1A1A"/>
           <w:sz w:val="21"/>
         </w:rPr>
-        <w:t xml:space="preserve">34.  </w:t>
+        <w:t xml:space="preserve">35.  </w:t>
       </w:r>
       <w:r>
         <w:rPr>

--- a/a7/build/out/u4/A7 4.02 Multiplying and Dividing in Scientific Notation - Teacher Edition.docx
+++ b/a7/build/out/u4/A7 4.02 Multiplying and Dividing in Scientific Notation - Teacher Edition.docx
@@ -1686,6 +1686,42 @@
           <w:sz w:val="21"/>
         </w:rPr>
         <w:t>Q1 and Q2 are the two halves of today, side by side.</w:t>
+      </w:r>
+      <w:r>
+        <w:rPr>
+          <w:b w:val="0"/>
+          <w:i/>
+          <w:color w:val="6B6B6B"/>
+          <w:sz w:val="19"/>
+        </w:rPr>
+        <w:t xml:space="preserve">   1 retrieves 4.01 — same power: add the coefficients and keep the power (yesterday).</w:t>
+      </w:r>
+      <w:r>
+        <w:rPr>
+          <w:b w:val="0"/>
+          <w:i/>
+          <w:color w:val="6B6B6B"/>
+          <w:sz w:val="19"/>
+        </w:rPr>
+        <w:t xml:space="preserve">   2 retrieves 3.02 — quotient of powers with base 10: subtract the exponents (last week).</w:t>
+      </w:r>
+      <w:r>
+        <w:rPr>
+          <w:b w:val="0"/>
+          <w:i/>
+          <w:color w:val="6B6B6B"/>
+          <w:sz w:val="19"/>
+        </w:rPr>
+        <w:t xml:space="preserve">   3 retrieves Unit 2 — perfect squares (2.01). Roots return in 4.05 (last unit).</w:t>
+      </w:r>
+      <w:r>
+        <w:rPr>
+          <w:b w:val="0"/>
+          <w:i/>
+          <w:color w:val="6B6B6B"/>
+          <w:sz w:val="19"/>
+        </w:rPr>
+        <w:t xml:space="preserve">   4 retrieves MA.6.NSO.2.1 — dividing decimals; today every quotient starts with one of these (prior grade — the prerequisite this lesson needs).</w:t>
       </w:r>
     </w:p>
     <w:p>

--- a/a7/build/out/u4/A7 4.02 Multiplying and Dividing in Scientific Notation - Teacher Edition.docx
+++ b/a7/build/out/u4/A7 4.02 Multiplying and Dividing in Scientific Notation - Teacher Edition.docx
@@ -3569,6 +3569,29 @@
     </w:p>
     <w:p>
       <w:pPr>
+        <w:spacing w:before="0" w:after="120"/>
+      </w:pPr>
+      <w:r>
+        <w:rPr>
+          <w:b/>
+          <w:i w:val="0"/>
+          <w:color w:val="1A1A1A"/>
+          <w:sz w:val="21"/>
+        </w:rPr>
+        <w:t>Variation.</w:t>
+      </w:r>
+      <w:r>
+        <w:rPr>
+          <w:b w:val="0"/>
+          <w:i w:val="0"/>
+          <w:color w:val="1A1A1A"/>
+          <w:sz w:val="21"/>
+        </w:rPr>
+        <w:t xml:space="preserve"> Questions 1–6 are one move each and alternate multiply, divide, multiply, divide: a plain product, a plain quotient, a product that must be finished upward, a quotient that must be finished downward, a product of two negative exponents, a quotient of two negative exponents. 7 and 8 are real quantities — 7 is the state guide's meteorite set, used only for ratios, and 8 is a rate in both directions, total from a rate and rate from a total. 9 works backwards in three shapes: a missing exponent, a missing coefficient, and a product landing exactly on 10. The pattern breaks at 10, where the student judges someone else's correct value in an unfinished form. 11 is the diagnostic multiple choice and 12 the select-all, whose two wrong options are the two exponent errors. The Additional sheet mirrors each position.</w:t>
+      </w:r>
+    </w:p>
+    <w:p>
+      <w:pPr>
         <w:keepNext/>
         <w:spacing w:before="280" w:after="120"/>
         <w:pBdr>

--- a/a7/build/out/u4/A7 4.02 Multiplying and Dividing in Scientific Notation - Teacher Edition.docx
+++ b/a7/build/out/u4/A7 4.02 Multiplying and Dividing in Scientific Notation - Teacher Edition.docx
@@ -1676,7 +1676,7 @@
           <w:color w:val="1A1A1A"/>
           <w:sz w:val="21"/>
         </w:rPr>
-        <w:t xml:space="preserve">Warm-Up — On your own. Four minutes. No notes.  </w:t>
+        <w:t xml:space="preserve">Warm-Up — On your own. No notes.  </w:t>
       </w:r>
       <w:r>
         <w:rPr>
